--- a/Target_Journal_Submission/manuscript/cover_letter.docx
+++ b/Target_Journal_Submission/manuscript/cover_letter.docx
@@ -10,19 +10,19 @@
         <w:t xml:space="preserve">[Corresponding author name]</w:t>
       </w:r>
       <w:r>
-        <w:t xml:space="preserve"> </w:t>
+        <w:br/>
       </w:r>
       <w:r>
         <w:t xml:space="preserve">[Department, Institution]</w:t>
       </w:r>
       <w:r>
-        <w:t xml:space="preserve"> </w:t>
+        <w:br/>
       </w:r>
       <w:r>
         <w:t xml:space="preserve">[Address, Country]</w:t>
       </w:r>
       <w:r>
-        <w:t xml:space="preserve"> </w:t>
+        <w:br/>
       </w:r>
       <w:r>
         <w:t xml:space="preserve">[E-mail]</w:t>
@@ -44,7 +44,7 @@
         <w:t xml:space="preserve">The Editors</w:t>
       </w:r>
       <w:r>
-        <w:t xml:space="preserve"> </w:t>
+        <w:br/>
       </w:r>
       <w:r>
         <w:rPr>
@@ -54,7 +54,7 @@
         <w:t xml:space="preserve">Analytica Chimica Acta</w:t>
       </w:r>
       <w:r>
-        <w:t xml:space="preserve"> </w:t>
+        <w:br/>
       </w:r>
       <w:r>
         <w:t xml:space="preserve">Elsevier B.V.</w:t>
@@ -158,34 +158,54 @@
         </w:rPr>
         <w:t xml:space="preserve">Main findings.</w:t>
       </w:r>
-      <w:r>
-        <w:t xml:space="preserve"> </w:t>
-      </w:r>
-      <w:r>
-        <w:t xml:space="preserve">- The proposed intervals were never flagged as under-covering across instruments, seasons, transfer pipelines (PDS, DS, slope/bias correction) and model classes (PLS, ridge, 1D-CNN). This includes an independent instrument-transfer test between handheld spectrometers that was added during internal review.</w:t>
-      </w:r>
-      <w:r>
-        <w:t xml:space="preserve"> </w:t>
-      </w:r>
-      <w:r>
-        <w:t xml:space="preserve">- They are bounded with far fewer standards than the valid alternative of splitting the standards.</w:t>
-      </w:r>
-      <w:r>
-        <w:t xml:space="preserve"> </w:t>
-      </w:r>
-      <w:r>
-        <w:t xml:space="preserve">- We report candidly where a simpler Gaussian approach is equally efficient: at 90%, though it under-covers at 95%.</w:t>
-      </w:r>
-      <w:r>
-        <w:t xml:space="preserve"> </w:t>
-      </w:r>
-      <w:r>
-        <w:t xml:space="preserve">- All methods fail under spectral drift after standardisation.</w:t>
-      </w:r>
-    </w:p>
-    <w:p>
-      <w:pPr>
-        <w:pStyle w:val="BodyText"/>
+    </w:p>
+    <w:p>
+      <w:pPr>
+        <w:numPr>
+          <w:ilvl w:val="0"/>
+          <w:numId w:val="1001"/>
+        </w:numPr>
+      </w:pPr>
+      <w:r>
+        <w:t xml:space="preserve">The proposed intervals were never flagged as under-covering across instruments, seasons, transfer pipelines (PDS, DS, slope/bias correction) and model classes (PLS, ridge, 1D-CNN). This includes an independent instrument-transfer test between handheld spectrometers that was added during internal review.</w:t>
+      </w:r>
+    </w:p>
+    <w:p>
+      <w:pPr>
+        <w:numPr>
+          <w:ilvl w:val="0"/>
+          <w:numId w:val="1001"/>
+        </w:numPr>
+      </w:pPr>
+      <w:r>
+        <w:t xml:space="preserve">They are bounded with far fewer standards than the valid alternative of splitting the standards.</w:t>
+      </w:r>
+    </w:p>
+    <w:p>
+      <w:pPr>
+        <w:numPr>
+          <w:ilvl w:val="0"/>
+          <w:numId w:val="1001"/>
+        </w:numPr>
+      </w:pPr>
+      <w:r>
+        <w:t xml:space="preserve">We report candidly where a simpler Gaussian approach is equally efficient: at 90%, though it under-covers at 95%.</w:t>
+      </w:r>
+    </w:p>
+    <w:p>
+      <w:pPr>
+        <w:numPr>
+          <w:ilvl w:val="0"/>
+          <w:numId w:val="1001"/>
+        </w:numPr>
+      </w:pPr>
+      <w:r>
+        <w:t xml:space="preserve">All methods fail under spectral drift after standardisation.</w:t>
+      </w:r>
+    </w:p>
+    <w:p>
+      <w:pPr>
+        <w:pStyle w:val="FirstParagraph"/>
       </w:pPr>
       <w:r>
         <w:rPr>
@@ -230,40 +250,65 @@
         </w:rPr>
         <w:t xml:space="preserve">Declarations.</w:t>
       </w:r>
-      <w:r>
-        <w:t xml:space="preserve"> </w:t>
-      </w:r>
-      <w:r>
-        <w:t xml:space="preserve">- This manuscript is original, has not been published previously, and is not under consideration for publication elsewhere.</w:t>
-      </w:r>
-      <w:r>
-        <w:t xml:space="preserve"> </w:t>
-      </w:r>
-      <w:r>
-        <w:t xml:space="preserve">- All authors have approved the manuscript and agree with its submission.</w:t>
-      </w:r>
-      <w:r>
-        <w:t xml:space="preserve"> </w:t>
-      </w:r>
-      <w:r>
-        <w:t xml:space="preserve">- The authors declare no competing interests.</w:t>
-      </w:r>
-      <w:r>
-        <w:t xml:space="preserve"> </w:t>
-      </w:r>
-      <w:r>
-        <w:t xml:space="preserve">- The study used only publicly available data; no human or animal subjects were involved, and no ethics approval was required.</w:t>
-      </w:r>
-      <w:r>
-        <w:t xml:space="preserve"> </w:t>
-      </w:r>
-      <w:r>
-        <w:t xml:space="preserve">- An AI assistant was used for literature search support, code development, data analysis and drafting, as declared in the manuscript. The authors take full responsibility for the content.</w:t>
-      </w:r>
-    </w:p>
-    <w:p>
-      <w:pPr>
-        <w:pStyle w:val="BodyText"/>
+    </w:p>
+    <w:p>
+      <w:pPr>
+        <w:numPr>
+          <w:ilvl w:val="0"/>
+          <w:numId w:val="1002"/>
+        </w:numPr>
+      </w:pPr>
+      <w:r>
+        <w:t xml:space="preserve">This manuscript is original, has not been published previously, and is not under consideration for publication elsewhere.</w:t>
+      </w:r>
+    </w:p>
+    <w:p>
+      <w:pPr>
+        <w:numPr>
+          <w:ilvl w:val="0"/>
+          <w:numId w:val="1002"/>
+        </w:numPr>
+      </w:pPr>
+      <w:r>
+        <w:t xml:space="preserve">All authors have approved the manuscript and agree with its submission.</w:t>
+      </w:r>
+    </w:p>
+    <w:p>
+      <w:pPr>
+        <w:numPr>
+          <w:ilvl w:val="0"/>
+          <w:numId w:val="1002"/>
+        </w:numPr>
+      </w:pPr>
+      <w:r>
+        <w:t xml:space="preserve">The authors declare no competing interests.</w:t>
+      </w:r>
+    </w:p>
+    <w:p>
+      <w:pPr>
+        <w:numPr>
+          <w:ilvl w:val="0"/>
+          <w:numId w:val="1002"/>
+        </w:numPr>
+      </w:pPr>
+      <w:r>
+        <w:t xml:space="preserve">The study used only publicly available data; no human or animal subjects were involved, and no ethics approval was required.</w:t>
+      </w:r>
+    </w:p>
+    <w:p>
+      <w:pPr>
+        <w:numPr>
+          <w:ilvl w:val="0"/>
+          <w:numId w:val="1002"/>
+        </w:numPr>
+      </w:pPr>
+      <w:r>
+        <w:t xml:space="preserve">An AI assistant was used for literature search support, code development, data analysis and drafting, as declared in the manuscript. The authors take full responsibility for the content.</w:t>
+      </w:r>
+    </w:p>
+    <w:p>
+      <w:pPr>
+        <w:pStyle w:val="FirstParagraph"/>
       </w:pPr>
       <w:r>
         <w:rPr>
@@ -429,8 +474,90 @@
       </w:pPr>
     </w:lvl>
   </w:abstractNum>
+  <w:abstractNum w:abstractNumId="991">
+    <w:nsid w:val="A991"/>
+    <w:multiLevelType w:val="multilevel"/>
+    <w:lvl w:ilvl="0">
+      <w:numFmt w:val="bullet"/>
+      <w:lvlText w:val="•"/>
+      <w:lvlJc w:val="left"/>
+      <w:pPr>
+        <w:ind w:left="720" w:hanging="480"/>
+      </w:pPr>
+    </w:lvl>
+    <w:lvl w:ilvl="1">
+      <w:numFmt w:val="bullet"/>
+      <w:lvlText w:val="–"/>
+      <w:lvlJc w:val="left"/>
+      <w:pPr>
+        <w:ind w:left="1440" w:hanging="480"/>
+      </w:pPr>
+    </w:lvl>
+    <w:lvl w:ilvl="2">
+      <w:numFmt w:val="bullet"/>
+      <w:lvlText w:val="•"/>
+      <w:lvlJc w:val="left"/>
+      <w:pPr>
+        <w:ind w:left="2160" w:hanging="480"/>
+      </w:pPr>
+    </w:lvl>
+    <w:lvl w:ilvl="3">
+      <w:numFmt w:val="bullet"/>
+      <w:lvlText w:val="–"/>
+      <w:lvlJc w:val="left"/>
+      <w:pPr>
+        <w:ind w:left="2880" w:hanging="480"/>
+      </w:pPr>
+    </w:lvl>
+    <w:lvl w:ilvl="4">
+      <w:numFmt w:val="bullet"/>
+      <w:lvlText w:val="•"/>
+      <w:lvlJc w:val="left"/>
+      <w:pPr>
+        <w:ind w:left="3600" w:hanging="480"/>
+      </w:pPr>
+    </w:lvl>
+    <w:lvl w:ilvl="5">
+      <w:numFmt w:val="bullet"/>
+      <w:lvlText w:val="–"/>
+      <w:lvlJc w:val="left"/>
+      <w:pPr>
+        <w:ind w:left="4320" w:hanging="480"/>
+      </w:pPr>
+    </w:lvl>
+    <w:lvl w:ilvl="6">
+      <w:numFmt w:val="bullet"/>
+      <w:lvlText w:val="•"/>
+      <w:lvlJc w:val="left"/>
+      <w:pPr>
+        <w:ind w:left="5040" w:hanging="480"/>
+      </w:pPr>
+    </w:lvl>
+    <w:lvl w:ilvl="7">
+      <w:numFmt w:val="bullet"/>
+      <w:lvlText w:val="–"/>
+      <w:lvlJc w:val="left"/>
+      <w:pPr>
+        <w:ind w:left="5760" w:hanging="480"/>
+      </w:pPr>
+    </w:lvl>
+    <w:lvl w:ilvl="8">
+      <w:numFmt w:val="bullet"/>
+      <w:lvlText w:val="•"/>
+      <w:lvlJc w:val="left"/>
+      <w:pPr>
+        <w:ind w:left="6480" w:hanging="480"/>
+      </w:pPr>
+    </w:lvl>
+  </w:abstractNum>
   <w:num w:numId="1000">
     <w:abstractNumId w:val="990"/>
+  </w:num>
+  <w:num w:numId="1001">
+    <w:abstractNumId w:val="991"/>
+  </w:num>
+  <w:num w:numId="1002">
+    <w:abstractNumId w:val="991"/>
   </w:num>
 </w:numbering>
 </file>
